--- a/uebung3/Übung3.docx
+++ b/uebung3/Übung3.docx
@@ -139,6 +139,7 @@
       </w:pPr>
       <w:r>
         <w:rPr>
+          <w:noProof/>
           <w:u w:val="single"/>
         </w:rPr>
         <w:drawing>
@@ -410,27 +411,44 @@
         <w:rPr>
           <w:u w:val="single"/>
         </w:rPr>
+        <w:t>Screenshots</w:t>
+      </w:r>
+      <w:r>
+        <w:t xml:space="preserve">: </w:t>
+      </w:r>
+    </w:p>
+    <w:p>
+      <w:pPr>
+        <w:jc w:val="both"/>
+        <w:rPr>
+          <w:u w:val="single"/>
+        </w:rPr>
+      </w:pPr>
+      <w:r>
+        <w:rPr>
+          <w:noProof/>
+        </w:rPr>
         <w:drawing>
-          <wp:anchor distT="0" distB="0" distL="114300" distR="114300" simplePos="0" relativeHeight="251660288" behindDoc="0" locked="0" layoutInCell="1" allowOverlap="1" wp14:anchorId="03DF7441" wp14:editId="5B11E906">
+          <wp:anchor distT="0" distB="0" distL="114300" distR="114300" simplePos="0" relativeHeight="251659264" behindDoc="0" locked="0" layoutInCell="1" allowOverlap="1" wp14:anchorId="1FF2907D" wp14:editId="10F7BD18">
             <wp:simplePos x="0" y="0"/>
             <wp:positionH relativeFrom="column">
-              <wp:posOffset>2746721</wp:posOffset>
+              <wp:posOffset>-188595</wp:posOffset>
             </wp:positionH>
             <wp:positionV relativeFrom="paragraph">
-              <wp:posOffset>267508</wp:posOffset>
+              <wp:posOffset>347345</wp:posOffset>
             </wp:positionV>
-            <wp:extent cx="3528060" cy="3608705"/>
-            <wp:effectExtent l="0" t="0" r="2540" b="0"/>
+            <wp:extent cx="4719320" cy="3469640"/>
+            <wp:effectExtent l="0" t="0" r="5080" b="0"/>
             <wp:wrapThrough wrapText="bothSides">
               <wp:wrapPolygon edited="0">
                 <wp:start x="0" y="0"/>
-                <wp:lineTo x="0" y="21513"/>
-                <wp:lineTo x="21538" y="21513"/>
-                <wp:lineTo x="21538" y="0"/>
+                <wp:lineTo x="0" y="21505"/>
+                <wp:lineTo x="21565" y="21505"/>
+                <wp:lineTo x="21565" y="0"/>
                 <wp:lineTo x="0" y="0"/>
               </wp:wrapPolygon>
             </wp:wrapThrough>
-            <wp:docPr id="1618188804" name="Grafik 1"/>
+            <wp:docPr id="1893599798" name="Grafik 1"/>
             <wp:cNvGraphicFramePr>
               <a:graphicFrameLocks xmlns:a="http://schemas.openxmlformats.org/drawingml/2006/main" noChangeAspect="1"/>
             </wp:cNvGraphicFramePr>
@@ -438,7 +456,7 @@
               <a:graphicData uri="http://schemas.openxmlformats.org/drawingml/2006/picture">
                 <pic:pic xmlns:pic="http://schemas.openxmlformats.org/drawingml/2006/picture">
                   <pic:nvPicPr>
-                    <pic:cNvPr id="1618188804" name=""/>
+                    <pic:cNvPr id="1893599798" name="Grafik 1"/>
                     <pic:cNvPicPr/>
                   </pic:nvPicPr>
                   <pic:blipFill>
@@ -456,7 +474,7 @@
                   <pic:spPr>
                     <a:xfrm>
                       <a:off x="0" y="0"/>
-                      <a:ext cx="3528060" cy="3608705"/>
+                      <a:ext cx="4719320" cy="3469640"/>
                     </a:xfrm>
                     <a:prstGeom prst="rect">
                       <a:avLst/>
@@ -474,28 +492,136 @@
           </wp:anchor>
         </w:drawing>
       </w:r>
-      <w:r>
+    </w:p>
+    <w:p>
+      <w:pPr>
+        <w:jc w:val="both"/>
+        <w:rPr>
+          <w:u w:val="single"/>
+        </w:rPr>
+      </w:pPr>
+    </w:p>
+    <w:p>
+      <w:pPr>
+        <w:jc w:val="both"/>
+        <w:rPr>
+          <w:u w:val="single"/>
+        </w:rPr>
+      </w:pPr>
+    </w:p>
+    <w:p>
+      <w:pPr>
+        <w:jc w:val="both"/>
+        <w:rPr>
+          <w:u w:val="single"/>
+        </w:rPr>
+      </w:pPr>
+    </w:p>
+    <w:p>
+      <w:pPr>
+        <w:jc w:val="both"/>
+        <w:rPr>
+          <w:u w:val="single"/>
+        </w:rPr>
+      </w:pPr>
+    </w:p>
+    <w:p>
+      <w:pPr>
+        <w:jc w:val="both"/>
+        <w:rPr>
+          <w:u w:val="single"/>
+        </w:rPr>
+      </w:pPr>
+    </w:p>
+    <w:p>
+      <w:pPr>
+        <w:jc w:val="both"/>
+        <w:rPr>
+          <w:u w:val="single"/>
+        </w:rPr>
+      </w:pPr>
+    </w:p>
+    <w:p>
+      <w:pPr>
+        <w:jc w:val="both"/>
+        <w:rPr>
+          <w:u w:val="single"/>
+        </w:rPr>
+      </w:pPr>
+    </w:p>
+    <w:p>
+      <w:pPr>
+        <w:jc w:val="both"/>
+        <w:rPr>
+          <w:u w:val="single"/>
+        </w:rPr>
+      </w:pPr>
+    </w:p>
+    <w:p>
+      <w:pPr>
+        <w:jc w:val="both"/>
+        <w:rPr>
+          <w:u w:val="single"/>
+        </w:rPr>
+      </w:pPr>
+    </w:p>
+    <w:p>
+      <w:pPr>
+        <w:jc w:val="both"/>
+        <w:rPr>
+          <w:u w:val="single"/>
+        </w:rPr>
+      </w:pPr>
+    </w:p>
+    <w:p>
+      <w:pPr>
+        <w:jc w:val="both"/>
+        <w:rPr>
+          <w:u w:val="single"/>
+        </w:rPr>
+      </w:pPr>
+    </w:p>
+    <w:p>
+      <w:pPr>
+        <w:jc w:val="both"/>
+        <w:rPr>
+          <w:u w:val="single"/>
+        </w:rPr>
+      </w:pPr>
+    </w:p>
+    <w:p>
+      <w:pPr>
+        <w:jc w:val="both"/>
+        <w:rPr>
+          <w:u w:val="single"/>
+        </w:rPr>
+      </w:pPr>
+    </w:p>
+    <w:p>
+      <w:pPr>
+        <w:jc w:val="both"/>
+        <w:rPr>
+          <w:u w:val="single"/>
+        </w:rPr>
+      </w:pPr>
+    </w:p>
+    <w:p>
+      <w:pPr>
+        <w:jc w:val="both"/>
+        <w:rPr>
+          <w:u w:val="single"/>
+        </w:rPr>
+      </w:pPr>
+      <w:r>
+        <w:rPr>
+          <w:u w:val="single"/>
+        </w:rPr>
+        <w:lastRenderedPageBreak/>
         <w:drawing>
-          <wp:anchor distT="0" distB="0" distL="114300" distR="114300" simplePos="0" relativeHeight="251659264" behindDoc="0" locked="0" layoutInCell="1" allowOverlap="1" wp14:anchorId="1FF2907D" wp14:editId="03D34530">
-            <wp:simplePos x="0" y="0"/>
-            <wp:positionH relativeFrom="column">
-              <wp:posOffset>-189172</wp:posOffset>
-            </wp:positionH>
-            <wp:positionV relativeFrom="paragraph">
-              <wp:posOffset>266873</wp:posOffset>
-            </wp:positionV>
-            <wp:extent cx="4091305" cy="3811270"/>
-            <wp:effectExtent l="0" t="0" r="0" b="0"/>
-            <wp:wrapThrough wrapText="bothSides">
-              <wp:wrapPolygon edited="0">
-                <wp:start x="0" y="0"/>
-                <wp:lineTo x="0" y="21521"/>
-                <wp:lineTo x="21523" y="21521"/>
-                <wp:lineTo x="21523" y="0"/>
-                <wp:lineTo x="0" y="0"/>
-              </wp:wrapPolygon>
-            </wp:wrapThrough>
-            <wp:docPr id="1893599798" name="Grafik 1"/>
+          <wp:inline distT="0" distB="0" distL="0" distR="0" wp14:anchorId="40B81B92" wp14:editId="4CEACBA0">
+            <wp:extent cx="5760720" cy="3551555"/>
+            <wp:effectExtent l="0" t="0" r="5080" b="4445"/>
+            <wp:docPr id="1045111242" name="Grafik 1"/>
             <wp:cNvGraphicFramePr>
               <a:graphicFrameLocks xmlns:a="http://schemas.openxmlformats.org/drawingml/2006/main" noChangeAspect="1"/>
             </wp:cNvGraphicFramePr>
@@ -503,17 +629,11 @@
               <a:graphicData uri="http://schemas.openxmlformats.org/drawingml/2006/picture">
                 <pic:pic xmlns:pic="http://schemas.openxmlformats.org/drawingml/2006/picture">
                   <pic:nvPicPr>
-                    <pic:cNvPr id="1893599798" name=""/>
+                    <pic:cNvPr id="1045111242" name=""/>
                     <pic:cNvPicPr/>
                   </pic:nvPicPr>
                   <pic:blipFill>
-                    <a:blip r:embed="rId6" cstate="print">
-                      <a:extLst>
-                        <a:ext uri="{28A0092B-C50C-407E-A947-70E740481C1C}">
-                          <a14:useLocalDpi xmlns:a14="http://schemas.microsoft.com/office/drawing/2010/main" val="0"/>
-                        </a:ext>
-                      </a:extLst>
-                    </a:blip>
+                    <a:blip r:embed="rId6"/>
                     <a:stretch>
                       <a:fillRect/>
                     </a:stretch>
@@ -521,7 +641,7 @@
                   <pic:spPr>
                     <a:xfrm>
                       <a:off x="0" y="0"/>
-                      <a:ext cx="4091305" cy="3811270"/>
+                      <a:ext cx="5760720" cy="3551555"/>
                     </a:xfrm>
                     <a:prstGeom prst="rect">
                       <a:avLst/>
@@ -530,69 +650,26 @@
                 </pic:pic>
               </a:graphicData>
             </a:graphic>
-            <wp14:sizeRelH relativeFrom="page">
-              <wp14:pctWidth>0</wp14:pctWidth>
-            </wp14:sizeRelH>
-            <wp14:sizeRelV relativeFrom="page">
-              <wp14:pctHeight>0</wp14:pctHeight>
-            </wp14:sizeRelV>
-          </wp:anchor>
+          </wp:inline>
         </w:drawing>
       </w:r>
-      <w:r>
-        <w:rPr>
-          <w:u w:val="single"/>
-        </w:rPr>
-        <w:t>Screenshots</w:t>
-      </w:r>
-      <w:r>
-        <w:t>:</w:t>
-      </w:r>
-      <w:r>
-        <w:t xml:space="preserve"> </w:t>
-      </w:r>
-    </w:p>
-    <w:p>
-      <w:pPr>
-        <w:jc w:val="both"/>
-        <w:rPr>
-          <w:u w:val="single"/>
-        </w:rPr>
-      </w:pPr>
-    </w:p>
-    <w:p>
-      <w:pPr>
-        <w:jc w:val="both"/>
-        <w:rPr>
-          <w:u w:val="single"/>
-        </w:rPr>
-      </w:pPr>
-      <w:r>
-        <w:rPr>
-          <w:u w:val="single"/>
-        </w:rPr>
-        <w:lastRenderedPageBreak/>
+    </w:p>
+    <w:p>
+      <w:pPr>
+        <w:jc w:val="both"/>
+        <w:rPr>
+          <w:u w:val="single"/>
+        </w:rPr>
+      </w:pPr>
+      <w:r>
+        <w:rPr>
+          <w:u w:val="single"/>
+        </w:rPr>
         <w:drawing>
-          <wp:anchor distT="0" distB="0" distL="114300" distR="114300" simplePos="0" relativeHeight="251661312" behindDoc="0" locked="0" layoutInCell="1" allowOverlap="1" wp14:anchorId="17F52859" wp14:editId="49956868">
-            <wp:simplePos x="0" y="0"/>
-            <wp:positionH relativeFrom="column">
-              <wp:posOffset>23034</wp:posOffset>
-            </wp:positionH>
-            <wp:positionV relativeFrom="paragraph">
-              <wp:posOffset>0</wp:posOffset>
-            </wp:positionV>
-            <wp:extent cx="5760720" cy="3367405"/>
-            <wp:effectExtent l="0" t="0" r="5080" b="0"/>
-            <wp:wrapThrough wrapText="bothSides">
-              <wp:wrapPolygon edited="0">
-                <wp:start x="0" y="0"/>
-                <wp:lineTo x="0" y="21506"/>
-                <wp:lineTo x="21571" y="21506"/>
-                <wp:lineTo x="21571" y="0"/>
-                <wp:lineTo x="0" y="0"/>
-              </wp:wrapPolygon>
-            </wp:wrapThrough>
-            <wp:docPr id="508802120" name="Grafik 1"/>
+          <wp:inline distT="0" distB="0" distL="0" distR="0" wp14:anchorId="2759BAA4" wp14:editId="5EA8E8CC">
+            <wp:extent cx="5760720" cy="3551555"/>
+            <wp:effectExtent l="0" t="0" r="5080" b="4445"/>
+            <wp:docPr id="455120401" name="Grafik 1"/>
             <wp:cNvGraphicFramePr>
               <a:graphicFrameLocks xmlns:a="http://schemas.openxmlformats.org/drawingml/2006/main" noChangeAspect="1"/>
             </wp:cNvGraphicFramePr>
@@ -600,17 +677,11 @@
               <a:graphicData uri="http://schemas.openxmlformats.org/drawingml/2006/picture">
                 <pic:pic xmlns:pic="http://schemas.openxmlformats.org/drawingml/2006/picture">
                   <pic:nvPicPr>
-                    <pic:cNvPr id="508802120" name=""/>
+                    <pic:cNvPr id="455120401" name=""/>
                     <pic:cNvPicPr/>
                   </pic:nvPicPr>
                   <pic:blipFill>
-                    <a:blip r:embed="rId7" cstate="print">
-                      <a:extLst>
-                        <a:ext uri="{28A0092B-C50C-407E-A947-70E740481C1C}">
-                          <a14:useLocalDpi xmlns:a14="http://schemas.microsoft.com/office/drawing/2010/main" val="0"/>
-                        </a:ext>
-                      </a:extLst>
-                    </a:blip>
+                    <a:blip r:embed="rId7"/>
                     <a:stretch>
                       <a:fillRect/>
                     </a:stretch>
@@ -618,7 +689,7 @@
                   <pic:spPr>
                     <a:xfrm>
                       <a:off x="0" y="0"/>
-                      <a:ext cx="5760720" cy="3367405"/>
+                      <a:ext cx="5760720" cy="3551555"/>
                     </a:xfrm>
                     <a:prstGeom prst="rect">
                       <a:avLst/>
@@ -627,19 +698,21 @@
                 </pic:pic>
               </a:graphicData>
             </a:graphic>
-            <wp14:sizeRelH relativeFrom="page">
-              <wp14:pctWidth>0</wp14:pctWidth>
-            </wp14:sizeRelH>
-            <wp14:sizeRelV relativeFrom="page">
-              <wp14:pctHeight>0</wp14:pctHeight>
-            </wp14:sizeRelV>
-          </wp:anchor>
+          </wp:inline>
         </w:drawing>
       </w:r>
     </w:p>
     <w:p>
       <w:pPr>
         <w:jc w:val="both"/>
+        <w:rPr>
+          <w:u w:val="single"/>
+        </w:rPr>
+      </w:pPr>
+    </w:p>
+    <w:p>
+      <w:pPr>
+        <w:jc w:val="both"/>
       </w:pPr>
       <w:r>
         <w:rPr>
@@ -648,66 +721,62 @@
         <w:t>Link</w:t>
       </w:r>
       <w:r>
+        <w:t xml:space="preserve">: </w:t>
+      </w:r>
+      <w:r>
+        <w:t>https://ellie-app.com/yC7myTdrhg6a1</w:t>
+      </w:r>
+      <w:r>
+        <w:t xml:space="preserve"> </w:t>
+      </w:r>
+    </w:p>
+    <w:p>
+      <w:pPr>
+        <w:jc w:val="both"/>
+      </w:pPr>
+    </w:p>
+    <w:p>
+      <w:pPr>
+        <w:jc w:val="both"/>
+      </w:pPr>
+    </w:p>
+    <w:p>
+      <w:pPr>
+        <w:jc w:val="both"/>
+      </w:pPr>
+    </w:p>
+    <w:p>
+      <w:pPr>
+        <w:jc w:val="both"/>
+        <w:rPr>
+          <w:u w:val="single"/>
+        </w:rPr>
+      </w:pPr>
+      <w:r>
+        <w:rPr>
+          <w:u w:val="single"/>
+        </w:rPr>
+        <w:lastRenderedPageBreak/>
+        <w:t>Aufgabe 3:</w:t>
+      </w:r>
+    </w:p>
+    <w:p>
+      <w:pPr>
+        <w:jc w:val="both"/>
+      </w:pPr>
+      <w:r>
+        <w:rPr>
+          <w:u w:val="single"/>
+        </w:rPr>
+        <w:t>Erklärung</w:t>
+      </w:r>
+      <w:r>
         <w:t>:</w:t>
       </w:r>
       <w:r>
         <w:t xml:space="preserve"> </w:t>
       </w:r>
       <w:r>
-        <w:t>https://ellie-app.com/yC7myTdrhg6a1</w:t>
-      </w:r>
-      <w:r>
-        <w:t xml:space="preserve"> </w:t>
-      </w:r>
-    </w:p>
-    <w:p>
-      <w:pPr>
-        <w:jc w:val="both"/>
-      </w:pPr>
-    </w:p>
-    <w:p>
-      <w:pPr>
-        <w:jc w:val="both"/>
-        <w:rPr>
-          <w:u w:val="single"/>
-        </w:rPr>
-      </w:pPr>
-      <w:r>
-        <w:rPr>
-          <w:u w:val="single"/>
-        </w:rPr>
-        <w:t xml:space="preserve">Aufgabe </w:t>
-      </w:r>
-      <w:r>
-        <w:rPr>
-          <w:u w:val="single"/>
-        </w:rPr>
-        <w:t>3</w:t>
-      </w:r>
-      <w:r>
-        <w:rPr>
-          <w:u w:val="single"/>
-        </w:rPr>
-        <w:t>:</w:t>
-      </w:r>
-    </w:p>
-    <w:p>
-      <w:pPr>
-        <w:jc w:val="both"/>
-      </w:pPr>
-      <w:r>
-        <w:rPr>
-          <w:u w:val="single"/>
-        </w:rPr>
-        <w:t>Erklärung</w:t>
-      </w:r>
-      <w:r>
-        <w:t>:</w:t>
-      </w:r>
-      <w:r>
-        <w:t xml:space="preserve"> </w:t>
-      </w:r>
-      <w:r>
         <w:t>Das Programm baut auf der gleichen Datenfilterung und QQ-Plot-Logik wie in Aufgabe 3.2 auf, verallgemeinert die Auswahl aber: Statt einer festen Klassen- und Attributpaarung wird eine Liste von Vergleichen definiert, die jeweils zwei Autoklassen, ein Attribut (</w:t>
       </w:r>
       <w:proofErr w:type="spellStart"/>
@@ -780,7 +849,9 @@
         <w:jc w:val="both"/>
       </w:pPr>
       <w:r>
-        <w:lastRenderedPageBreak/>
+        <w:rPr>
+          <w:noProof/>
+        </w:rPr>
         <w:drawing>
           <wp:anchor distT="0" distB="0" distL="114300" distR="114300" simplePos="0" relativeHeight="251662336" behindDoc="0" locked="0" layoutInCell="1" allowOverlap="1" wp14:anchorId="3F81D03E" wp14:editId="2CCE3977">
             <wp:simplePos x="0" y="0"/>
@@ -852,95 +923,94 @@
         <w:t>Screenshots</w:t>
       </w:r>
       <w:r>
-        <w:t>:</w:t>
-      </w:r>
-      <w:r>
-        <w:t xml:space="preserve"> </w:t>
-      </w:r>
-    </w:p>
-    <w:p>
-      <w:pPr>
-        <w:jc w:val="both"/>
-        <w:rPr>
-          <w:u w:val="single"/>
-        </w:rPr>
-      </w:pPr>
-    </w:p>
-    <w:p>
-      <w:pPr>
-        <w:jc w:val="both"/>
-        <w:rPr>
-          <w:u w:val="single"/>
-        </w:rPr>
-      </w:pPr>
-    </w:p>
-    <w:p>
-      <w:pPr>
-        <w:jc w:val="both"/>
-        <w:rPr>
-          <w:u w:val="single"/>
-        </w:rPr>
-      </w:pPr>
-    </w:p>
-    <w:p>
-      <w:pPr>
-        <w:jc w:val="both"/>
-        <w:rPr>
-          <w:u w:val="single"/>
-        </w:rPr>
-      </w:pPr>
-    </w:p>
-    <w:p>
-      <w:pPr>
-        <w:jc w:val="both"/>
-        <w:rPr>
-          <w:u w:val="single"/>
-        </w:rPr>
-      </w:pPr>
-    </w:p>
-    <w:p>
-      <w:pPr>
-        <w:jc w:val="both"/>
-        <w:rPr>
-          <w:u w:val="single"/>
-        </w:rPr>
-      </w:pPr>
-    </w:p>
-    <w:p>
-      <w:pPr>
-        <w:jc w:val="both"/>
-        <w:rPr>
-          <w:u w:val="single"/>
-        </w:rPr>
-      </w:pPr>
-    </w:p>
-    <w:p>
-      <w:pPr>
-        <w:jc w:val="both"/>
-        <w:rPr>
-          <w:u w:val="single"/>
-        </w:rPr>
-      </w:pPr>
-    </w:p>
-    <w:p>
-      <w:pPr>
-        <w:jc w:val="both"/>
-        <w:rPr>
-          <w:u w:val="single"/>
-        </w:rPr>
-      </w:pPr>
-    </w:p>
-    <w:p>
-      <w:pPr>
-        <w:jc w:val="both"/>
-        <w:rPr>
-          <w:u w:val="single"/>
-        </w:rPr>
-      </w:pPr>
-      <w:r>
-        <w:rPr>
-          <w:u w:val="single"/>
-        </w:rPr>
+        <w:t xml:space="preserve">: </w:t>
+      </w:r>
+    </w:p>
+    <w:p>
+      <w:pPr>
+        <w:jc w:val="both"/>
+        <w:rPr>
+          <w:u w:val="single"/>
+        </w:rPr>
+      </w:pPr>
+    </w:p>
+    <w:p>
+      <w:pPr>
+        <w:jc w:val="both"/>
+        <w:rPr>
+          <w:u w:val="single"/>
+        </w:rPr>
+      </w:pPr>
+    </w:p>
+    <w:p>
+      <w:pPr>
+        <w:jc w:val="both"/>
+        <w:rPr>
+          <w:u w:val="single"/>
+        </w:rPr>
+      </w:pPr>
+    </w:p>
+    <w:p>
+      <w:pPr>
+        <w:jc w:val="both"/>
+        <w:rPr>
+          <w:u w:val="single"/>
+        </w:rPr>
+      </w:pPr>
+    </w:p>
+    <w:p>
+      <w:pPr>
+        <w:jc w:val="both"/>
+        <w:rPr>
+          <w:u w:val="single"/>
+        </w:rPr>
+      </w:pPr>
+    </w:p>
+    <w:p>
+      <w:pPr>
+        <w:jc w:val="both"/>
+        <w:rPr>
+          <w:u w:val="single"/>
+        </w:rPr>
+      </w:pPr>
+    </w:p>
+    <w:p>
+      <w:pPr>
+        <w:jc w:val="both"/>
+        <w:rPr>
+          <w:u w:val="single"/>
+        </w:rPr>
+      </w:pPr>
+    </w:p>
+    <w:p>
+      <w:pPr>
+        <w:jc w:val="both"/>
+        <w:rPr>
+          <w:u w:val="single"/>
+        </w:rPr>
+      </w:pPr>
+    </w:p>
+    <w:p>
+      <w:pPr>
+        <w:jc w:val="both"/>
+        <w:rPr>
+          <w:u w:val="single"/>
+        </w:rPr>
+      </w:pPr>
+    </w:p>
+    <w:p>
+      <w:pPr>
+        <w:jc w:val="both"/>
+        <w:rPr>
+          <w:u w:val="single"/>
+        </w:rPr>
+      </w:pPr>
+      <w:r>
+        <w:rPr>
+          <w:noProof/>
+          <w:u w:val="single"/>
+        </w:rPr>
+        <w:lastRenderedPageBreak/>
         <w:drawing>
           <wp:anchor distT="0" distB="0" distL="114300" distR="114300" simplePos="0" relativeHeight="251663360" behindDoc="0" locked="0" layoutInCell="1" allowOverlap="1" wp14:anchorId="02ACFF77" wp14:editId="0AC7C49C">
             <wp:simplePos x="0" y="0"/>
@@ -1071,6 +1141,7 @@
       </w:pPr>
       <w:r>
         <w:rPr>
+          <w:noProof/>
           <w:u w:val="single"/>
         </w:rPr>
         <w:drawing>
@@ -1838,6 +1909,7 @@
   <w:style w:type="character" w:default="1" w:styleId="Absatz-Standardschriftart">
     <w:name w:val="Default Paragraph Font"/>
     <w:uiPriority w:val="1"/>
+    <w:semiHidden/>
     <w:unhideWhenUsed/>
   </w:style>
   <w:style w:type="table" w:default="1" w:styleId="NormaleTabelle">

--- a/uebung3/Übung3.docx
+++ b/uebung3/Übung3.docx
@@ -614,6 +614,7 @@
       </w:pPr>
       <w:r>
         <w:rPr>
+          <w:noProof/>
           <w:u w:val="single"/>
         </w:rPr>
         <w:lastRenderedPageBreak/>
@@ -663,6 +664,7 @@
       </w:pPr>
       <w:r>
         <w:rPr>
+          <w:noProof/>
           <w:u w:val="single"/>
         </w:rPr>
         <w:drawing>

--- a/uebung3/Übung3.docx
+++ b/uebung3/Übung3.docx
@@ -726,10 +726,7 @@
         <w:t xml:space="preserve">: </w:t>
       </w:r>
       <w:r>
-        <w:t>https://ellie-app.com/yC7myTdrhg6a1</w:t>
-      </w:r>
-      <w:r>
-        <w:t xml:space="preserve"> </w:t>
+        <w:t>https://ellie-app.com/yGdSws34nmja1</w:t>
       </w:r>
     </w:p>
     <w:p>
